--- a/ДА-21_Сімков._Курсова_Робота.docx
+++ b/ДА-21_Сімков._Курсова_Робота.docx
@@ -4933,11 +4933,11 @@
         <w:r>
           <w:rPr>
             <w:rStyle w:val="Hyperlink"/>
-            <w:rFonts w:ascii="Times New Roman" w:eastAsia="Times New Roman" w:hAnsi="Times New Roman" w:cs="Times New Roman"/>
+            <w:rFonts w:ascii="Times New Roman" w:hAnsi="Times New Roman" w:cs="Times New Roman"/>
             <w:sz w:val="28"/>
             <w:szCs w:val="28"/>
           </w:rPr>
-          <w:t>https://github.com/Fr0ndeur/CourseWork_ParalelComp_Tereshchenko</w:t>
+          <w:t>https://github.com/P0rtOs/Parallel_computing_CW.git</w:t>
         </w:r>
       </w:hyperlink>
       <w:r>
